--- a/tillsyn/A 1650-2025 tillsynsbegäran.docx
+++ b/tillsyn/A 1650-2025 tillsynsbegäran.docx
@@ -218,7 +218,7 @@
     <w:r>
       <w:tab/>
       <w:tab/>
-      <w:t>2025-01-30</w:t>
+      <w:t>2025-01-31</w:t>
       <w:br/>
       <w:br/>
     </w:r>

--- a/tillsyn/A 1650-2025 tillsynsbegäran.docx
+++ b/tillsyn/A 1650-2025 tillsynsbegäran.docx
@@ -218,7 +218,7 @@
     <w:r>
       <w:tab/>
       <w:tab/>
-      <w:t>2025-01-31</w:t>
+      <w:t>2025-02-02</w:t>
       <w:br/>
       <w:br/>
     </w:r>

--- a/tillsyn/A 1650-2025 tillsynsbegäran.docx
+++ b/tillsyn/A 1650-2025 tillsynsbegäran.docx
@@ -218,7 +218,7 @@
     <w:r>
       <w:tab/>
       <w:tab/>
-      <w:t>2025-02-02</w:t>
+      <w:t>2025-02-03</w:t>
       <w:br/>
       <w:br/>
     </w:r>

--- a/tillsyn/A 1650-2025 tillsynsbegäran.docx
+++ b/tillsyn/A 1650-2025 tillsynsbegäran.docx
@@ -218,7 +218,7 @@
     <w:r>
       <w:tab/>
       <w:tab/>
-      <w:t>2025-02-03</w:t>
+      <w:t>2025-02-04</w:t>
       <w:br/>
       <w:br/>
     </w:r>

--- a/tillsyn/A 1650-2025 tillsynsbegäran.docx
+++ b/tillsyn/A 1650-2025 tillsynsbegäran.docx
@@ -218,7 +218,7 @@
     <w:r>
       <w:tab/>
       <w:tab/>
-      <w:t>2025-02-04</w:t>
+      <w:t>2025-02-05</w:t>
       <w:br/>
       <w:br/>
     </w:r>

--- a/tillsyn/A 1650-2025 tillsynsbegäran.docx
+++ b/tillsyn/A 1650-2025 tillsynsbegäran.docx
@@ -218,7 +218,7 @@
     <w:r>
       <w:tab/>
       <w:tab/>
-      <w:t>2025-02-05</w:t>
+      <w:t>2025-02-06</w:t>
       <w:br/>
       <w:br/>
     </w:r>

--- a/tillsyn/A 1650-2025 tillsynsbegäran.docx
+++ b/tillsyn/A 1650-2025 tillsynsbegäran.docx
@@ -218,7 +218,7 @@
     <w:r>
       <w:tab/>
       <w:tab/>
-      <w:t>2025-02-06</w:t>
+      <w:t>2025-02-07</w:t>
       <w:br/>
       <w:br/>
     </w:r>

--- a/tillsyn/A 1650-2025 tillsynsbegäran.docx
+++ b/tillsyn/A 1650-2025 tillsynsbegäran.docx
@@ -218,7 +218,7 @@
     <w:r>
       <w:tab/>
       <w:tab/>
-      <w:t>2025-02-07</w:t>
+      <w:t>2025-02-08</w:t>
       <w:br/>
       <w:br/>
     </w:r>

--- a/tillsyn/A 1650-2025 tillsynsbegäran.docx
+++ b/tillsyn/A 1650-2025 tillsynsbegäran.docx
@@ -218,7 +218,7 @@
     <w:r>
       <w:tab/>
       <w:tab/>
-      <w:t>2025-02-08</w:t>
+      <w:t>2025-02-09</w:t>
       <w:br/>
       <w:br/>
     </w:r>

--- a/tillsyn/A 1650-2025 tillsynsbegäran.docx
+++ b/tillsyn/A 1650-2025 tillsynsbegäran.docx
@@ -218,7 +218,7 @@
     <w:r>
       <w:tab/>
       <w:tab/>
-      <w:t>2025-02-09</w:t>
+      <w:t>2025-02-10</w:t>
       <w:br/>
       <w:br/>
     </w:r>

--- a/tillsyn/A 1650-2025 tillsynsbegäran.docx
+++ b/tillsyn/A 1650-2025 tillsynsbegäran.docx
@@ -218,7 +218,7 @@
     <w:r>
       <w:tab/>
       <w:tab/>
-      <w:t>2025-02-10</w:t>
+      <w:t>2025-02-11</w:t>
       <w:br/>
       <w:br/>
     </w:r>

--- a/tillsyn/A 1650-2025 tillsynsbegäran.docx
+++ b/tillsyn/A 1650-2025 tillsynsbegäran.docx
@@ -218,7 +218,7 @@
     <w:r>
       <w:tab/>
       <w:tab/>
-      <w:t>2025-02-11</w:t>
+      <w:t>2025-02-12</w:t>
       <w:br/>
       <w:br/>
     </w:r>

--- a/tillsyn/A 1650-2025 tillsynsbegäran.docx
+++ b/tillsyn/A 1650-2025 tillsynsbegäran.docx
@@ -218,7 +218,7 @@
     <w:r>
       <w:tab/>
       <w:tab/>
-      <w:t>2025-02-12</w:t>
+      <w:t>2025-02-13</w:t>
       <w:br/>
       <w:br/>
     </w:r>

--- a/tillsyn/A 1650-2025 tillsynsbegäran.docx
+++ b/tillsyn/A 1650-2025 tillsynsbegäran.docx
@@ -218,7 +218,7 @@
     <w:r>
       <w:tab/>
       <w:tab/>
-      <w:t>2025-02-13</w:t>
+      <w:t>2025-02-14</w:t>
       <w:br/>
       <w:br/>
     </w:r>

--- a/tillsyn/A 1650-2025 tillsynsbegäran.docx
+++ b/tillsyn/A 1650-2025 tillsynsbegäran.docx
@@ -218,7 +218,7 @@
     <w:r>
       <w:tab/>
       <w:tab/>
-      <w:t>2025-02-14</w:t>
+      <w:t>2025-02-15</w:t>
       <w:br/>
       <w:br/>
     </w:r>

--- a/tillsyn/A 1650-2025 tillsynsbegäran.docx
+++ b/tillsyn/A 1650-2025 tillsynsbegäran.docx
@@ -218,7 +218,7 @@
     <w:r>
       <w:tab/>
       <w:tab/>
-      <w:t>2025-02-15</w:t>
+      <w:t>2025-02-16</w:t>
       <w:br/>
       <w:br/>
     </w:r>

--- a/tillsyn/A 1650-2025 tillsynsbegäran.docx
+++ b/tillsyn/A 1650-2025 tillsynsbegäran.docx
@@ -218,7 +218,7 @@
     <w:r>
       <w:tab/>
       <w:tab/>
-      <w:t>2025-02-16</w:t>
+      <w:t>2025-02-17</w:t>
       <w:br/>
       <w:br/>
     </w:r>

--- a/tillsyn/A 1650-2025 tillsynsbegäran.docx
+++ b/tillsyn/A 1650-2025 tillsynsbegäran.docx
@@ -218,7 +218,7 @@
     <w:r>
       <w:tab/>
       <w:tab/>
-      <w:t>2025-02-17</w:t>
+      <w:t>2025-02-18</w:t>
       <w:br/>
       <w:br/>
     </w:r>

--- a/tillsyn/A 1650-2025 tillsynsbegäran.docx
+++ b/tillsyn/A 1650-2025 tillsynsbegäran.docx
@@ -218,7 +218,7 @@
     <w:r>
       <w:tab/>
       <w:tab/>
-      <w:t>2025-02-18</w:t>
+      <w:t>2025-02-19</w:t>
       <w:br/>
       <w:br/>
     </w:r>

--- a/tillsyn/A 1650-2025 tillsynsbegäran.docx
+++ b/tillsyn/A 1650-2025 tillsynsbegäran.docx
@@ -218,7 +218,7 @@
     <w:r>
       <w:tab/>
       <w:tab/>
-      <w:t>2025-02-19</w:t>
+      <w:t>2025-02-20</w:t>
       <w:br/>
       <w:br/>
     </w:r>

--- a/tillsyn/A 1650-2025 tillsynsbegäran.docx
+++ b/tillsyn/A 1650-2025 tillsynsbegäran.docx
@@ -218,7 +218,7 @@
     <w:r>
       <w:tab/>
       <w:tab/>
-      <w:t>2025-02-20</w:t>
+      <w:t>2025-02-21</w:t>
       <w:br/>
       <w:br/>
     </w:r>

--- a/tillsyn/A 1650-2025 tillsynsbegäran.docx
+++ b/tillsyn/A 1650-2025 tillsynsbegäran.docx
@@ -218,7 +218,7 @@
     <w:r>
       <w:tab/>
       <w:tab/>
-      <w:t>2025-02-21</w:t>
+      <w:t>2025-02-22</w:t>
       <w:br/>
       <w:br/>
     </w:r>

--- a/tillsyn/A 1650-2025 tillsynsbegäran.docx
+++ b/tillsyn/A 1650-2025 tillsynsbegäran.docx
@@ -218,7 +218,7 @@
     <w:r>
       <w:tab/>
       <w:tab/>
-      <w:t>2025-02-22</w:t>
+      <w:t>2025-02-23</w:t>
       <w:br/>
       <w:br/>
     </w:r>

--- a/tillsyn/A 1650-2025 tillsynsbegäran.docx
+++ b/tillsyn/A 1650-2025 tillsynsbegäran.docx
@@ -218,7 +218,7 @@
     <w:r>
       <w:tab/>
       <w:tab/>
-      <w:t>2025-02-23</w:t>
+      <w:t>2025-02-24</w:t>
       <w:br/>
       <w:br/>
     </w:r>

--- a/tillsyn/A 1650-2025 tillsynsbegäran.docx
+++ b/tillsyn/A 1650-2025 tillsynsbegäran.docx
@@ -218,7 +218,7 @@
     <w:r>
       <w:tab/>
       <w:tab/>
-      <w:t>2025-02-24</w:t>
+      <w:t>2025-02-25</w:t>
       <w:br/>
       <w:br/>
     </w:r>

--- a/tillsyn/A 1650-2025 tillsynsbegäran.docx
+++ b/tillsyn/A 1650-2025 tillsynsbegäran.docx
@@ -218,7 +218,7 @@
     <w:r>
       <w:tab/>
       <w:tab/>
-      <w:t>2025-02-25</w:t>
+      <w:t>2025-02-26</w:t>
       <w:br/>
       <w:br/>
     </w:r>

--- a/tillsyn/A 1650-2025 tillsynsbegäran.docx
+++ b/tillsyn/A 1650-2025 tillsynsbegäran.docx
@@ -218,7 +218,7 @@
     <w:r>
       <w:tab/>
       <w:tab/>
-      <w:t>2025-02-26</w:t>
+      <w:t>2025-02-27</w:t>
       <w:br/>
       <w:br/>
     </w:r>

--- a/tillsyn/A 1650-2025 tillsynsbegäran.docx
+++ b/tillsyn/A 1650-2025 tillsynsbegäran.docx
@@ -218,7 +218,7 @@
     <w:r>
       <w:tab/>
       <w:tab/>
-      <w:t>2025-02-27</w:t>
+      <w:t>2025-02-28</w:t>
       <w:br/>
       <w:br/>
     </w:r>

--- a/tillsyn/A 1650-2025 tillsynsbegäran.docx
+++ b/tillsyn/A 1650-2025 tillsynsbegäran.docx
@@ -218,7 +218,7 @@
     <w:r>
       <w:tab/>
       <w:tab/>
-      <w:t>2025-02-28</w:t>
+      <w:t>2025-03-01</w:t>
       <w:br/>
       <w:br/>
     </w:r>

--- a/tillsyn/A 1650-2025 tillsynsbegäran.docx
+++ b/tillsyn/A 1650-2025 tillsynsbegäran.docx
@@ -218,7 +218,7 @@
     <w:r>
       <w:tab/>
       <w:tab/>
-      <w:t>2025-03-01</w:t>
+      <w:t>2025-03-02</w:t>
       <w:br/>
       <w:br/>
     </w:r>

--- a/tillsyn/A 1650-2025 tillsynsbegäran.docx
+++ b/tillsyn/A 1650-2025 tillsynsbegäran.docx
@@ -218,7 +218,7 @@
     <w:r>
       <w:tab/>
       <w:tab/>
-      <w:t>2025-03-02</w:t>
+      <w:t>2025-03-03</w:t>
       <w:br/>
       <w:br/>
     </w:r>

--- a/tillsyn/A 1650-2025 tillsynsbegäran.docx
+++ b/tillsyn/A 1650-2025 tillsynsbegäran.docx
@@ -218,7 +218,7 @@
     <w:r>
       <w:tab/>
       <w:tab/>
-      <w:t>2025-03-03</w:t>
+      <w:t>2025-03-04</w:t>
       <w:br/>
       <w:br/>
     </w:r>

--- a/tillsyn/A 1650-2025 tillsynsbegäran.docx
+++ b/tillsyn/A 1650-2025 tillsynsbegäran.docx
@@ -218,7 +218,7 @@
     <w:r>
       <w:tab/>
       <w:tab/>
-      <w:t>2025-03-04</w:t>
+      <w:t>2025-03-05</w:t>
       <w:br/>
       <w:br/>
     </w:r>

--- a/tillsyn/A 1650-2025 tillsynsbegäran.docx
+++ b/tillsyn/A 1650-2025 tillsynsbegäran.docx
@@ -218,7 +218,7 @@
     <w:r>
       <w:tab/>
       <w:tab/>
-      <w:t>2025-03-05</w:t>
+      <w:t>2025-03-06</w:t>
       <w:br/>
       <w:br/>
     </w:r>

--- a/tillsyn/A 1650-2025 tillsynsbegäran.docx
+++ b/tillsyn/A 1650-2025 tillsynsbegäran.docx
@@ -218,7 +218,7 @@
     <w:r>
       <w:tab/>
       <w:tab/>
-      <w:t>2025-03-06</w:t>
+      <w:t>2025-03-07</w:t>
       <w:br/>
       <w:br/>
     </w:r>

--- a/tillsyn/A 1650-2025 tillsynsbegäran.docx
+++ b/tillsyn/A 1650-2025 tillsynsbegäran.docx
@@ -218,7 +218,7 @@
     <w:r>
       <w:tab/>
       <w:tab/>
-      <w:t>2025-03-07</w:t>
+      <w:t>2025-03-08</w:t>
       <w:br/>
       <w:br/>
     </w:r>

--- a/tillsyn/A 1650-2025 tillsynsbegäran.docx
+++ b/tillsyn/A 1650-2025 tillsynsbegäran.docx
@@ -218,7 +218,7 @@
     <w:r>
       <w:tab/>
       <w:tab/>
-      <w:t>2025-03-08</w:t>
+      <w:t>2025-03-09</w:t>
       <w:br/>
       <w:br/>
     </w:r>

--- a/tillsyn/A 1650-2025 tillsynsbegäran.docx
+++ b/tillsyn/A 1650-2025 tillsynsbegäran.docx
@@ -218,7 +218,7 @@
     <w:r>
       <w:tab/>
       <w:tab/>
-      <w:t>2025-03-09</w:t>
+      <w:t>2025-03-10</w:t>
       <w:br/>
       <w:br/>
     </w:r>

--- a/tillsyn/A 1650-2025 tillsynsbegäran.docx
+++ b/tillsyn/A 1650-2025 tillsynsbegäran.docx
@@ -218,7 +218,7 @@
     <w:r>
       <w:tab/>
       <w:tab/>
-      <w:t>2025-03-10</w:t>
+      <w:t>2025-03-11</w:t>
       <w:br/>
       <w:br/>
     </w:r>

--- a/tillsyn/A 1650-2025 tillsynsbegäran.docx
+++ b/tillsyn/A 1650-2025 tillsynsbegäran.docx
@@ -218,7 +218,7 @@
     <w:r>
       <w:tab/>
       <w:tab/>
-      <w:t>2025-03-11</w:t>
+      <w:t>2025-03-12</w:t>
       <w:br/>
       <w:br/>
     </w:r>

--- a/tillsyn/A 1650-2025 tillsynsbegäran.docx
+++ b/tillsyn/A 1650-2025 tillsynsbegäran.docx
@@ -218,7 +218,7 @@
     <w:r>
       <w:tab/>
       <w:tab/>
-      <w:t>2025-03-12</w:t>
+      <w:t>2025-03-13</w:t>
       <w:br/>
       <w:br/>
     </w:r>

--- a/tillsyn/A 1650-2025 tillsynsbegäran.docx
+++ b/tillsyn/A 1650-2025 tillsynsbegäran.docx
@@ -218,7 +218,7 @@
     <w:r>
       <w:tab/>
       <w:tab/>
-      <w:t>2025-03-13</w:t>
+      <w:t>2025-03-14</w:t>
       <w:br/>
       <w:br/>
     </w:r>

--- a/tillsyn/A 1650-2025 tillsynsbegäran.docx
+++ b/tillsyn/A 1650-2025 tillsynsbegäran.docx
@@ -218,7 +218,7 @@
     <w:r>
       <w:tab/>
       <w:tab/>
-      <w:t>2025-03-14</w:t>
+      <w:t>2025-03-15</w:t>
       <w:br/>
       <w:br/>
     </w:r>

--- a/tillsyn/A 1650-2025 tillsynsbegäran.docx
+++ b/tillsyn/A 1650-2025 tillsynsbegäran.docx
@@ -218,7 +218,7 @@
     <w:r>
       <w:tab/>
       <w:tab/>
-      <w:t>2025-03-15</w:t>
+      <w:t>2025-03-16</w:t>
       <w:br/>
       <w:br/>
     </w:r>

--- a/tillsyn/A 1650-2025 tillsynsbegäran.docx
+++ b/tillsyn/A 1650-2025 tillsynsbegäran.docx
@@ -218,7 +218,7 @@
     <w:r>
       <w:tab/>
       <w:tab/>
-      <w:t>2025-03-16</w:t>
+      <w:t>2025-03-17</w:t>
       <w:br/>
       <w:br/>
     </w:r>

--- a/tillsyn/A 1650-2025 tillsynsbegäran.docx
+++ b/tillsyn/A 1650-2025 tillsynsbegäran.docx
@@ -218,7 +218,7 @@
     <w:r>
       <w:tab/>
       <w:tab/>
-      <w:t>2025-03-17</w:t>
+      <w:t>2025-03-18</w:t>
       <w:br/>
       <w:br/>
     </w:r>

--- a/tillsyn/A 1650-2025 tillsynsbegäran.docx
+++ b/tillsyn/A 1650-2025 tillsynsbegäran.docx
@@ -218,7 +218,7 @@
     <w:r>
       <w:tab/>
       <w:tab/>
-      <w:t>2025-03-18</w:t>
+      <w:t>2025-03-19</w:t>
       <w:br/>
       <w:br/>
     </w:r>

--- a/tillsyn/A 1650-2025 tillsynsbegäran.docx
+++ b/tillsyn/A 1650-2025 tillsynsbegäran.docx
@@ -218,7 +218,7 @@
     <w:r>
       <w:tab/>
       <w:tab/>
-      <w:t>2025-03-19</w:t>
+      <w:t>2025-03-20</w:t>
       <w:br/>
       <w:br/>
     </w:r>

--- a/tillsyn/A 1650-2025 tillsynsbegäran.docx
+++ b/tillsyn/A 1650-2025 tillsynsbegäran.docx
@@ -218,7 +218,7 @@
     <w:r>
       <w:tab/>
       <w:tab/>
-      <w:t>2025-03-20</w:t>
+      <w:t>2025-03-21</w:t>
       <w:br/>
       <w:br/>
     </w:r>

--- a/tillsyn/A 1650-2025 tillsynsbegäran.docx
+++ b/tillsyn/A 1650-2025 tillsynsbegäran.docx
@@ -218,7 +218,7 @@
     <w:r>
       <w:tab/>
       <w:tab/>
-      <w:t>2025-03-21</w:t>
+      <w:t>2025-03-22</w:t>
       <w:br/>
       <w:br/>
     </w:r>

--- a/tillsyn/A 1650-2025 tillsynsbegäran.docx
+++ b/tillsyn/A 1650-2025 tillsynsbegäran.docx
@@ -218,7 +218,7 @@
     <w:r>
       <w:tab/>
       <w:tab/>
-      <w:t>2025-03-22</w:t>
+      <w:t>2025-03-23</w:t>
       <w:br/>
       <w:br/>
     </w:r>

--- a/tillsyn/A 1650-2025 tillsynsbegäran.docx
+++ b/tillsyn/A 1650-2025 tillsynsbegäran.docx
@@ -218,7 +218,7 @@
     <w:r>
       <w:tab/>
       <w:tab/>
-      <w:t>2025-03-23</w:t>
+      <w:t>2025-03-24</w:t>
       <w:br/>
       <w:br/>
     </w:r>

--- a/tillsyn/A 1650-2025 tillsynsbegäran.docx
+++ b/tillsyn/A 1650-2025 tillsynsbegäran.docx
@@ -218,7 +218,7 @@
     <w:r>
       <w:tab/>
       <w:tab/>
-      <w:t>2025-03-24</w:t>
+      <w:t>2025-03-25</w:t>
       <w:br/>
       <w:br/>
     </w:r>

--- a/tillsyn/A 1650-2025 tillsynsbegäran.docx
+++ b/tillsyn/A 1650-2025 tillsynsbegäran.docx
@@ -218,7 +218,7 @@
     <w:r>
       <w:tab/>
       <w:tab/>
-      <w:t>2025-03-25</w:t>
+      <w:t>2025-03-26</w:t>
       <w:br/>
       <w:br/>
     </w:r>

--- a/tillsyn/A 1650-2025 tillsynsbegäran.docx
+++ b/tillsyn/A 1650-2025 tillsynsbegäran.docx
@@ -218,7 +218,7 @@
     <w:r>
       <w:tab/>
       <w:tab/>
-      <w:t>2025-03-26</w:t>
+      <w:t>2025-03-27</w:t>
       <w:br/>
       <w:br/>
     </w:r>

--- a/tillsyn/A 1650-2025 tillsynsbegäran.docx
+++ b/tillsyn/A 1650-2025 tillsynsbegäran.docx
@@ -218,7 +218,7 @@
     <w:r>
       <w:tab/>
       <w:tab/>
-      <w:t>2025-03-27</w:t>
+      <w:t>2025-03-28</w:t>
       <w:br/>
       <w:br/>
     </w:r>

--- a/tillsyn/A 1650-2025 tillsynsbegäran.docx
+++ b/tillsyn/A 1650-2025 tillsynsbegäran.docx
@@ -218,7 +218,7 @@
     <w:r>
       <w:tab/>
       <w:tab/>
-      <w:t>2025-03-28</w:t>
+      <w:t>2025-03-29</w:t>
       <w:br/>
       <w:br/>
     </w:r>

--- a/tillsyn/A 1650-2025 tillsynsbegäran.docx
+++ b/tillsyn/A 1650-2025 tillsynsbegäran.docx
@@ -218,7 +218,7 @@
     <w:r>
       <w:tab/>
       <w:tab/>
-      <w:t>2025-04-02</w:t>
+      <w:t>2025-04-03</w:t>
       <w:br/>
       <w:br/>
     </w:r>

--- a/tillsyn/A 1650-2025 tillsynsbegäran.docx
+++ b/tillsyn/A 1650-2025 tillsynsbegäran.docx
@@ -218,7 +218,7 @@
     <w:r>
       <w:tab/>
       <w:tab/>
-      <w:t>2025-04-03</w:t>
+      <w:t>2025-04-05</w:t>
       <w:br/>
       <w:br/>
     </w:r>

--- a/tillsyn/A 1650-2025 tillsynsbegäran.docx
+++ b/tillsyn/A 1650-2025 tillsynsbegäran.docx
@@ -218,7 +218,7 @@
     <w:r>
       <w:tab/>
       <w:tab/>
-      <w:t>2025-04-05</w:t>
+      <w:t>2025-04-06</w:t>
       <w:br/>
       <w:br/>
     </w:r>

--- a/tillsyn/A 1650-2025 tillsynsbegäran.docx
+++ b/tillsyn/A 1650-2025 tillsynsbegäran.docx
@@ -218,7 +218,7 @@
     <w:r>
       <w:tab/>
       <w:tab/>
-      <w:t>2025-04-06</w:t>
+      <w:t>2025-04-07</w:t>
       <w:br/>
       <w:br/>
     </w:r>

--- a/tillsyn/A 1650-2025 tillsynsbegäran.docx
+++ b/tillsyn/A 1650-2025 tillsynsbegäran.docx
@@ -218,7 +218,7 @@
     <w:r>
       <w:tab/>
       <w:tab/>
-      <w:t>2025-04-07</w:t>
+      <w:t>2025-04-08</w:t>
       <w:br/>
       <w:br/>
     </w:r>

--- a/tillsyn/A 1650-2025 tillsynsbegäran.docx
+++ b/tillsyn/A 1650-2025 tillsynsbegäran.docx
@@ -218,7 +218,7 @@
     <w:r>
       <w:tab/>
       <w:tab/>
-      <w:t>2025-04-08</w:t>
+      <w:t>2025-04-09</w:t>
       <w:br/>
       <w:br/>
     </w:r>

--- a/tillsyn/A 1650-2025 tillsynsbegäran.docx
+++ b/tillsyn/A 1650-2025 tillsynsbegäran.docx
@@ -90,6 +90,17 @@
         <w:t>Figur 1. Fyndplatser för naturvårdsarter i det avverkningsanmälda området (röd linje). Markörer utan svart kant är placerade på fyndplatsen. Markörer med svart kant är placerade vid sidan av fyndplatsen och har ett svart streck som visar fyndplatsens exakta position. Kartans mittpunktskoordinat är N 6405213, E 492264 i SWEREF 99 TM.</w:t>
       </w:r>
     </w:p>
+    <w:p>
+      <w:r>
+        <w:rPr>
+          <w:b/>
+        </w:rPr>
+        <w:t xml:space="preserve">Grönpyrola </w:t>
+      </w:r>
+      <w:r>
+        <w:t>växer främst på sandig, torr eller frisk mark i äldre barrskog, ofta på isälvsmaterial såsom sand och grus. Den påträffas främst i äldre naturligt uppkomna barrskogar, exempelvis på tallmoar, i åssluttningar, dyner och rasbranter. Arten är känslig för skogsbruksmetoder såsom slutavverkning och markberedning (Nitare &amp; Skogsstyrelsen, 2019).</w:t>
+      </w:r>
+    </w:p>
     <w:sectPr>
       <w:headerReference w:type="even" r:id="rId8"/>
       <w:headerReference w:type="default" r:id="rId9"/>
@@ -218,7 +229,7 @@
     <w:r>
       <w:tab/>
       <w:tab/>
-      <w:t>2025-04-09</w:t>
+      <w:t>2025-04-10</w:t>
       <w:br/>
       <w:br/>
     </w:r>

--- a/tillsyn/A 1650-2025 tillsynsbegäran.docx
+++ b/tillsyn/A 1650-2025 tillsynsbegäran.docx
@@ -229,7 +229,7 @@
     <w:r>
       <w:tab/>
       <w:tab/>
-      <w:t>2025-04-10</w:t>
+      <w:t>2025-04-11</w:t>
       <w:br/>
       <w:br/>
     </w:r>

--- a/tillsyn/A 1650-2025 tillsynsbegäran.docx
+++ b/tillsyn/A 1650-2025 tillsynsbegäran.docx
@@ -229,7 +229,7 @@
     <w:r>
       <w:tab/>
       <w:tab/>
-      <w:t>2025-04-11</w:t>
+      <w:t>2025-04-12</w:t>
       <w:br/>
       <w:br/>
     </w:r>

--- a/tillsyn/A 1650-2025 tillsynsbegäran.docx
+++ b/tillsyn/A 1650-2025 tillsynsbegäran.docx
@@ -229,7 +229,7 @@
     <w:r>
       <w:tab/>
       <w:tab/>
-      <w:t>2025-04-12</w:t>
+      <w:t>2025-04-13</w:t>
       <w:br/>
       <w:br/>
     </w:r>

--- a/tillsyn/A 1650-2025 tillsynsbegäran.docx
+++ b/tillsyn/A 1650-2025 tillsynsbegäran.docx
@@ -229,7 +229,7 @@
     <w:r>
       <w:tab/>
       <w:tab/>
-      <w:t>2025-04-13</w:t>
+      <w:t>2025-04-14</w:t>
       <w:br/>
       <w:br/>
     </w:r>

--- a/tillsyn/A 1650-2025 tillsynsbegäran.docx
+++ b/tillsyn/A 1650-2025 tillsynsbegäran.docx
@@ -229,7 +229,7 @@
     <w:r>
       <w:tab/>
       <w:tab/>
-      <w:t>2025-04-14</w:t>
+      <w:t>2025-04-15</w:t>
       <w:br/>
       <w:br/>
     </w:r>

--- a/tillsyn/A 1650-2025 tillsynsbegäran.docx
+++ b/tillsyn/A 1650-2025 tillsynsbegäran.docx
@@ -229,7 +229,7 @@
     <w:r>
       <w:tab/>
       <w:tab/>
-      <w:t>2025-04-15</w:t>
+      <w:t>2025-04-16</w:t>
       <w:br/>
       <w:br/>
     </w:r>

--- a/tillsyn/A 1650-2025 tillsynsbegäran.docx
+++ b/tillsyn/A 1650-2025 tillsynsbegäran.docx
@@ -229,7 +229,7 @@
     <w:r>
       <w:tab/>
       <w:tab/>
-      <w:t>2025-04-16</w:t>
+      <w:t>2025-04-17</w:t>
       <w:br/>
       <w:br/>
     </w:r>

--- a/tillsyn/A 1650-2025 tillsynsbegäran.docx
+++ b/tillsyn/A 1650-2025 tillsynsbegäran.docx
@@ -229,7 +229,7 @@
     <w:r>
       <w:tab/>
       <w:tab/>
-      <w:t>2025-04-17</w:t>
+      <w:t>2025-04-18</w:t>
       <w:br/>
       <w:br/>
     </w:r>

--- a/tillsyn/A 1650-2025 tillsynsbegäran.docx
+++ b/tillsyn/A 1650-2025 tillsynsbegäran.docx
@@ -229,7 +229,7 @@
     <w:r>
       <w:tab/>
       <w:tab/>
-      <w:t>2025-04-18</w:t>
+      <w:t>2025-04-19</w:t>
       <w:br/>
       <w:br/>
     </w:r>

--- a/tillsyn/A 1650-2025 tillsynsbegäran.docx
+++ b/tillsyn/A 1650-2025 tillsynsbegäran.docx
@@ -229,7 +229,7 @@
     <w:r>
       <w:tab/>
       <w:tab/>
-      <w:t>2025-05-03</w:t>
+      <w:t>2025-05-04</w:t>
       <w:br/>
       <w:br/>
     </w:r>

--- a/tillsyn/A 1650-2025 tillsynsbegäran.docx
+++ b/tillsyn/A 1650-2025 tillsynsbegäran.docx
@@ -229,7 +229,7 @@
     <w:r>
       <w:tab/>
       <w:tab/>
-      <w:t>2025-05-04</w:t>
+      <w:t>2025-05-06</w:t>
       <w:br/>
       <w:br/>
     </w:r>

--- a/tillsyn/A 1650-2025 tillsynsbegäran.docx
+++ b/tillsyn/A 1650-2025 tillsynsbegäran.docx
@@ -229,7 +229,7 @@
     <w:r>
       <w:tab/>
       <w:tab/>
-      <w:t>2025-05-06</w:t>
+      <w:t>2025-05-07</w:t>
       <w:br/>
       <w:br/>
     </w:r>

--- a/tillsyn/A 1650-2025 tillsynsbegäran.docx
+++ b/tillsyn/A 1650-2025 tillsynsbegäran.docx
@@ -229,7 +229,7 @@
     <w:r>
       <w:tab/>
       <w:tab/>
-      <w:t>2025-05-07</w:t>
+      <w:t>2025-05-08</w:t>
       <w:br/>
       <w:br/>
     </w:r>

--- a/tillsyn/A 1650-2025 tillsynsbegäran.docx
+++ b/tillsyn/A 1650-2025 tillsynsbegäran.docx
@@ -229,7 +229,7 @@
     <w:r>
       <w:tab/>
       <w:tab/>
-      <w:t>2025-05-08</w:t>
+      <w:t>2025-05-09</w:t>
       <w:br/>
       <w:br/>
     </w:r>

--- a/tillsyn/A 1650-2025 tillsynsbegäran.docx
+++ b/tillsyn/A 1650-2025 tillsynsbegäran.docx
@@ -229,7 +229,7 @@
     <w:r>
       <w:tab/>
       <w:tab/>
-      <w:t>2025-05-09</w:t>
+      <w:t>2025-05-10</w:t>
       <w:br/>
       <w:br/>
     </w:r>

--- a/tillsyn/A 1650-2025 tillsynsbegäran.docx
+++ b/tillsyn/A 1650-2025 tillsynsbegäran.docx
@@ -229,7 +229,7 @@
     <w:r>
       <w:tab/>
       <w:tab/>
-      <w:t>2025-05-10</w:t>
+      <w:t>2025-05-11</w:t>
       <w:br/>
       <w:br/>
     </w:r>

--- a/tillsyn/A 1650-2025 tillsynsbegäran.docx
+++ b/tillsyn/A 1650-2025 tillsynsbegäran.docx
@@ -229,7 +229,7 @@
     <w:r>
       <w:tab/>
       <w:tab/>
-      <w:t>2025-05-11</w:t>
+      <w:t>2025-05-12</w:t>
       <w:br/>
       <w:br/>
     </w:r>

--- a/tillsyn/A 1650-2025 tillsynsbegäran.docx
+++ b/tillsyn/A 1650-2025 tillsynsbegäran.docx
@@ -229,7 +229,7 @@
     <w:r>
       <w:tab/>
       <w:tab/>
-      <w:t>2025-05-12</w:t>
+      <w:t>2025-05-13</w:t>
       <w:br/>
       <w:br/>
     </w:r>

--- a/tillsyn/A 1650-2025 tillsynsbegäran.docx
+++ b/tillsyn/A 1650-2025 tillsynsbegäran.docx
@@ -229,7 +229,7 @@
     <w:r>
       <w:tab/>
       <w:tab/>
-      <w:t>2025-05-13</w:t>
+      <w:t>2025-05-14</w:t>
       <w:br/>
       <w:br/>
     </w:r>

--- a/tillsyn/A 1650-2025 tillsynsbegäran.docx
+++ b/tillsyn/A 1650-2025 tillsynsbegäran.docx
@@ -229,7 +229,7 @@
     <w:r>
       <w:tab/>
       <w:tab/>
-      <w:t>2025-05-14</w:t>
+      <w:t>2025-05-15</w:t>
       <w:br/>
       <w:br/>
     </w:r>

--- a/tillsyn/A 1650-2025 tillsynsbegäran.docx
+++ b/tillsyn/A 1650-2025 tillsynsbegäran.docx
@@ -229,7 +229,7 @@
     <w:r>
       <w:tab/>
       <w:tab/>
-      <w:t>2025-05-15</w:t>
+      <w:t>2025-05-16</w:t>
       <w:br/>
       <w:br/>
     </w:r>

--- a/tillsyn/A 1650-2025 tillsynsbegäran.docx
+++ b/tillsyn/A 1650-2025 tillsynsbegäran.docx
@@ -229,7 +229,7 @@
     <w:r>
       <w:tab/>
       <w:tab/>
-      <w:t>2025-05-16</w:t>
+      <w:t>2025-05-17</w:t>
       <w:br/>
       <w:br/>
     </w:r>

--- a/tillsyn/A 1650-2025 tillsynsbegäran.docx
+++ b/tillsyn/A 1650-2025 tillsynsbegäran.docx
@@ -229,7 +229,7 @@
     <w:r>
       <w:tab/>
       <w:tab/>
-      <w:t>2025-05-17</w:t>
+      <w:t>2025-05-18</w:t>
       <w:br/>
       <w:br/>
     </w:r>

--- a/tillsyn/A 1650-2025 tillsynsbegäran.docx
+++ b/tillsyn/A 1650-2025 tillsynsbegäran.docx
@@ -229,7 +229,7 @@
     <w:r>
       <w:tab/>
       <w:tab/>
-      <w:t>2025-05-18</w:t>
+      <w:t>2025-05-19</w:t>
       <w:br/>
       <w:br/>
     </w:r>

--- a/tillsyn/A 1650-2025 tillsynsbegäran.docx
+++ b/tillsyn/A 1650-2025 tillsynsbegäran.docx
@@ -229,7 +229,7 @@
     <w:r>
       <w:tab/>
       <w:tab/>
-      <w:t>2025-05-19</w:t>
+      <w:t>2025-05-20</w:t>
       <w:br/>
       <w:br/>
     </w:r>

--- a/tillsyn/A 1650-2025 tillsynsbegäran.docx
+++ b/tillsyn/A 1650-2025 tillsynsbegäran.docx
@@ -229,7 +229,7 @@
     <w:r>
       <w:tab/>
       <w:tab/>
-      <w:t>2025-05-20</w:t>
+      <w:t>2025-05-21</w:t>
       <w:br/>
       <w:br/>
     </w:r>

--- a/tillsyn/A 1650-2025 tillsynsbegäran.docx
+++ b/tillsyn/A 1650-2025 tillsynsbegäran.docx
@@ -229,7 +229,7 @@
     <w:r>
       <w:tab/>
       <w:tab/>
-      <w:t>2025-05-21</w:t>
+      <w:t>2025-05-22</w:t>
       <w:br/>
       <w:br/>
     </w:r>

--- a/tillsyn/A 1650-2025 tillsynsbegäran.docx
+++ b/tillsyn/A 1650-2025 tillsynsbegäran.docx
@@ -229,7 +229,7 @@
     <w:r>
       <w:tab/>
       <w:tab/>
-      <w:t>2025-05-22</w:t>
+      <w:t>2025-05-23</w:t>
       <w:br/>
       <w:br/>
     </w:r>

--- a/tillsyn/A 1650-2025 tillsynsbegäran.docx
+++ b/tillsyn/A 1650-2025 tillsynsbegäran.docx
@@ -229,7 +229,7 @@
     <w:r>
       <w:tab/>
       <w:tab/>
-      <w:t>2025-05-23</w:t>
+      <w:t>2025-05-24</w:t>
       <w:br/>
       <w:br/>
     </w:r>

--- a/tillsyn/A 1650-2025 tillsynsbegäran.docx
+++ b/tillsyn/A 1650-2025 tillsynsbegäran.docx
@@ -229,7 +229,7 @@
     <w:r>
       <w:tab/>
       <w:tab/>
-      <w:t>2025-05-24</w:t>
+      <w:t>2025-05-25</w:t>
       <w:br/>
       <w:br/>
     </w:r>

--- a/tillsyn/A 1650-2025 tillsynsbegäran.docx
+++ b/tillsyn/A 1650-2025 tillsynsbegäran.docx
@@ -229,7 +229,7 @@
     <w:r>
       <w:tab/>
       <w:tab/>
-      <w:t>2025-05-25</w:t>
+      <w:t>2025-05-26</w:t>
       <w:br/>
       <w:br/>
     </w:r>

--- a/tillsyn/A 1650-2025 tillsynsbegäran.docx
+++ b/tillsyn/A 1650-2025 tillsynsbegäran.docx
@@ -229,7 +229,7 @@
     <w:r>
       <w:tab/>
       <w:tab/>
-      <w:t>2025-05-26</w:t>
+      <w:t>2025-05-27</w:t>
       <w:br/>
       <w:br/>
     </w:r>

--- a/tillsyn/A 1650-2025 tillsynsbegäran.docx
+++ b/tillsyn/A 1650-2025 tillsynsbegäran.docx
@@ -229,7 +229,7 @@
     <w:r>
       <w:tab/>
       <w:tab/>
-      <w:t>2025-05-27</w:t>
+      <w:t>2025-05-30</w:t>
       <w:br/>
       <w:br/>
     </w:r>

--- a/tillsyn/A 1650-2025 tillsynsbegäran.docx
+++ b/tillsyn/A 1650-2025 tillsynsbegäran.docx
@@ -229,7 +229,7 @@
     <w:r>
       <w:tab/>
       <w:tab/>
-      <w:t>2025-05-30</w:t>
+      <w:t>2025-06-01</w:t>
       <w:br/>
       <w:br/>
     </w:r>

--- a/tillsyn/A 1650-2025 tillsynsbegäran.docx
+++ b/tillsyn/A 1650-2025 tillsynsbegäran.docx
@@ -229,7 +229,7 @@
     <w:r>
       <w:tab/>
       <w:tab/>
-      <w:t>2025-06-01</w:t>
+      <w:t>2025-06-02</w:t>
       <w:br/>
       <w:br/>
     </w:r>

--- a/tillsyn/A 1650-2025 tillsynsbegäran.docx
+++ b/tillsyn/A 1650-2025 tillsynsbegäran.docx
@@ -229,7 +229,7 @@
     <w:r>
       <w:tab/>
       <w:tab/>
-      <w:t>2025-06-02</w:t>
+      <w:t>2025-06-03</w:t>
       <w:br/>
       <w:br/>
     </w:r>

--- a/tillsyn/A 1650-2025 tillsynsbegäran.docx
+++ b/tillsyn/A 1650-2025 tillsynsbegäran.docx
@@ -229,7 +229,7 @@
     <w:r>
       <w:tab/>
       <w:tab/>
-      <w:t>2025-06-03</w:t>
+      <w:t>2025-06-04</w:t>
       <w:br/>
       <w:br/>
     </w:r>

--- a/tillsyn/A 1650-2025 tillsynsbegäran.docx
+++ b/tillsyn/A 1650-2025 tillsynsbegäran.docx
@@ -229,7 +229,7 @@
     <w:r>
       <w:tab/>
       <w:tab/>
-      <w:t>2025-06-04</w:t>
+      <w:t>2025-06-05</w:t>
       <w:br/>
       <w:br/>
     </w:r>

--- a/tillsyn/A 1650-2025 tillsynsbegäran.docx
+++ b/tillsyn/A 1650-2025 tillsynsbegäran.docx
@@ -229,7 +229,7 @@
     <w:r>
       <w:tab/>
       <w:tab/>
-      <w:t>2025-06-05</w:t>
+      <w:t>2025-06-13</w:t>
       <w:br/>
       <w:br/>
     </w:r>

--- a/tillsyn/A 1650-2025 tillsynsbegäran.docx
+++ b/tillsyn/A 1650-2025 tillsynsbegäran.docx
@@ -229,7 +229,7 @@
     <w:r>
       <w:tab/>
       <w:tab/>
-      <w:t>2025-06-13</w:t>
+      <w:t>2025-06-15</w:t>
       <w:br/>
       <w:br/>
     </w:r>

--- a/tillsyn/A 1650-2025 tillsynsbegäran.docx
+++ b/tillsyn/A 1650-2025 tillsynsbegäran.docx
@@ -229,7 +229,7 @@
     <w:r>
       <w:tab/>
       <w:tab/>
-      <w:t>2025-06-15</w:t>
+      <w:t>2025-06-16</w:t>
       <w:br/>
       <w:br/>
     </w:r>

--- a/tillsyn/A 1650-2025 tillsynsbegäran.docx
+++ b/tillsyn/A 1650-2025 tillsynsbegäran.docx
@@ -229,7 +229,7 @@
     <w:r>
       <w:tab/>
       <w:tab/>
-      <w:t>2025-06-16</w:t>
+      <w:t>2025-06-17</w:t>
       <w:br/>
       <w:br/>
     </w:r>

--- a/tillsyn/A 1650-2025 tillsynsbegäran.docx
+++ b/tillsyn/A 1650-2025 tillsynsbegäran.docx
@@ -229,7 +229,7 @@
     <w:r>
       <w:tab/>
       <w:tab/>
-      <w:t>2025-06-17</w:t>
+      <w:t>2025-06-18</w:t>
       <w:br/>
       <w:br/>
     </w:r>

--- a/tillsyn/A 1650-2025 tillsynsbegäran.docx
+++ b/tillsyn/A 1650-2025 tillsynsbegäran.docx
@@ -229,7 +229,7 @@
     <w:r>
       <w:tab/>
       <w:tab/>
-      <w:t>2025-06-18</w:t>
+      <w:t>2025-06-19</w:t>
       <w:br/>
       <w:br/>
     </w:r>

--- a/tillsyn/A 1650-2025 tillsynsbegäran.docx
+++ b/tillsyn/A 1650-2025 tillsynsbegäran.docx
@@ -229,7 +229,7 @@
     <w:r>
       <w:tab/>
       <w:tab/>
-      <w:t>2025-06-19</w:t>
+      <w:t>2025-06-20</w:t>
       <w:br/>
       <w:br/>
     </w:r>

--- a/tillsyn/A 1650-2025 tillsynsbegäran.docx
+++ b/tillsyn/A 1650-2025 tillsynsbegäran.docx
@@ -229,7 +229,7 @@
     <w:r>
       <w:tab/>
       <w:tab/>
-      <w:t>2025-06-20</w:t>
+      <w:t>2025-06-21</w:t>
       <w:br/>
       <w:br/>
     </w:r>

--- a/tillsyn/A 1650-2025 tillsynsbegäran.docx
+++ b/tillsyn/A 1650-2025 tillsynsbegäran.docx
@@ -229,7 +229,7 @@
     <w:r>
       <w:tab/>
       <w:tab/>
-      <w:t>2025-06-21</w:t>
+      <w:t>2025-06-22</w:t>
       <w:br/>
       <w:br/>
     </w:r>

--- a/tillsyn/A 1650-2025 tillsynsbegäran.docx
+++ b/tillsyn/A 1650-2025 tillsynsbegäran.docx
@@ -229,7 +229,7 @@
     <w:r>
       <w:tab/>
       <w:tab/>
-      <w:t>2025-06-22</w:t>
+      <w:t>2025-06-23</w:t>
       <w:br/>
       <w:br/>
     </w:r>

--- a/tillsyn/A 1650-2025 tillsynsbegäran.docx
+++ b/tillsyn/A 1650-2025 tillsynsbegäran.docx
@@ -229,7 +229,7 @@
     <w:r>
       <w:tab/>
       <w:tab/>
-      <w:t>2025-06-23</w:t>
+      <w:t>2025-06-24</w:t>
       <w:br/>
       <w:br/>
     </w:r>

--- a/tillsyn/A 1650-2025 tillsynsbegäran.docx
+++ b/tillsyn/A 1650-2025 tillsynsbegäran.docx
@@ -229,7 +229,7 @@
     <w:r>
       <w:tab/>
       <w:tab/>
-      <w:t>2025-06-24</w:t>
+      <w:t>2025-06-25</w:t>
       <w:br/>
       <w:br/>
     </w:r>

--- a/tillsyn/A 1650-2025 tillsynsbegäran.docx
+++ b/tillsyn/A 1650-2025 tillsynsbegäran.docx
@@ -229,7 +229,7 @@
     <w:r>
       <w:tab/>
       <w:tab/>
-      <w:t>2025-06-25</w:t>
+      <w:t>2025-06-26</w:t>
       <w:br/>
       <w:br/>
     </w:r>

--- a/tillsyn/A 1650-2025 tillsynsbegäran.docx
+++ b/tillsyn/A 1650-2025 tillsynsbegäran.docx
@@ -229,7 +229,7 @@
     <w:r>
       <w:tab/>
       <w:tab/>
-      <w:t>2025-06-26</w:t>
+      <w:t>2025-06-27</w:t>
       <w:br/>
       <w:br/>
     </w:r>

--- a/tillsyn/A 1650-2025 tillsynsbegäran.docx
+++ b/tillsyn/A 1650-2025 tillsynsbegäran.docx
@@ -229,7 +229,7 @@
     <w:r>
       <w:tab/>
       <w:tab/>
-      <w:t>2025-06-27</w:t>
+      <w:t>2025-06-28</w:t>
       <w:br/>
       <w:br/>
     </w:r>

--- a/tillsyn/A 1650-2025 tillsynsbegäran.docx
+++ b/tillsyn/A 1650-2025 tillsynsbegäran.docx
@@ -229,7 +229,7 @@
     <w:r>
       <w:tab/>
       <w:tab/>
-      <w:t>2025-06-28</w:t>
+      <w:t>2025-06-29</w:t>
       <w:br/>
       <w:br/>
     </w:r>

--- a/tillsyn/A 1650-2025 tillsynsbegäran.docx
+++ b/tillsyn/A 1650-2025 tillsynsbegäran.docx
@@ -229,7 +229,7 @@
     <w:r>
       <w:tab/>
       <w:tab/>
-      <w:t>2025-06-29</w:t>
+      <w:t>2025-06-30</w:t>
       <w:br/>
       <w:br/>
     </w:r>

--- a/tillsyn/A 1650-2025 tillsynsbegäran.docx
+++ b/tillsyn/A 1650-2025 tillsynsbegäran.docx
@@ -229,7 +229,7 @@
     <w:r>
       <w:tab/>
       <w:tab/>
-      <w:t>2025-06-30</w:t>
+      <w:t>2025-07-01</w:t>
       <w:br/>
       <w:br/>
     </w:r>

--- a/tillsyn/A 1650-2025 tillsynsbegäran.docx
+++ b/tillsyn/A 1650-2025 tillsynsbegäran.docx
@@ -229,7 +229,7 @@
     <w:r>
       <w:tab/>
       <w:tab/>
-      <w:t>2025-07-01</w:t>
+      <w:t>2025-07-02</w:t>
       <w:br/>
       <w:br/>
     </w:r>

--- a/tillsyn/A 1650-2025 tillsynsbegäran.docx
+++ b/tillsyn/A 1650-2025 tillsynsbegäran.docx
@@ -229,7 +229,7 @@
     <w:r>
       <w:tab/>
       <w:tab/>
-      <w:t>2025-07-02</w:t>
+      <w:t>2025-07-03</w:t>
       <w:br/>
       <w:br/>
     </w:r>

--- a/tillsyn/A 1650-2025 tillsynsbegäran.docx
+++ b/tillsyn/A 1650-2025 tillsynsbegäran.docx
@@ -229,7 +229,7 @@
     <w:r>
       <w:tab/>
       <w:tab/>
-      <w:t>2025-07-03</w:t>
+      <w:t>2025-07-04</w:t>
       <w:br/>
       <w:br/>
     </w:r>

--- a/tillsyn/A 1650-2025 tillsynsbegäran.docx
+++ b/tillsyn/A 1650-2025 tillsynsbegäran.docx
@@ -229,7 +229,7 @@
     <w:r>
       <w:tab/>
       <w:tab/>
-      <w:t>2025-07-04</w:t>
+      <w:t>2025-07-05</w:t>
       <w:br/>
       <w:br/>
     </w:r>

--- a/tillsyn/A 1650-2025 tillsynsbegäran.docx
+++ b/tillsyn/A 1650-2025 tillsynsbegäran.docx
@@ -229,7 +229,7 @@
     <w:r>
       <w:tab/>
       <w:tab/>
-      <w:t>2025-07-05</w:t>
+      <w:t>2025-07-06</w:t>
       <w:br/>
       <w:br/>
     </w:r>

--- a/tillsyn/A 1650-2025 tillsynsbegäran.docx
+++ b/tillsyn/A 1650-2025 tillsynsbegäran.docx
@@ -229,7 +229,7 @@
     <w:r>
       <w:tab/>
       <w:tab/>
-      <w:t>2025-07-06</w:t>
+      <w:t>2025-07-07</w:t>
       <w:br/>
       <w:br/>
     </w:r>

--- a/tillsyn/A 1650-2025 tillsynsbegäran.docx
+++ b/tillsyn/A 1650-2025 tillsynsbegäran.docx
@@ -229,7 +229,7 @@
     <w:r>
       <w:tab/>
       <w:tab/>
-      <w:t>2025-07-07</w:t>
+      <w:t>2025-07-08</w:t>
       <w:br/>
       <w:br/>
     </w:r>

--- a/tillsyn/A 1650-2025 tillsynsbegäran.docx
+++ b/tillsyn/A 1650-2025 tillsynsbegäran.docx
@@ -229,7 +229,7 @@
     <w:r>
       <w:tab/>
       <w:tab/>
-      <w:t>2025-07-08</w:t>
+      <w:t>2025-07-09</w:t>
       <w:br/>
       <w:br/>
     </w:r>

--- a/tillsyn/A 1650-2025 tillsynsbegäran.docx
+++ b/tillsyn/A 1650-2025 tillsynsbegäran.docx
@@ -229,7 +229,7 @@
     <w:r>
       <w:tab/>
       <w:tab/>
-      <w:t>2025-07-09</w:t>
+      <w:t>2025-07-11</w:t>
       <w:br/>
       <w:br/>
     </w:r>

--- a/tillsyn/A 1650-2025 tillsynsbegäran.docx
+++ b/tillsyn/A 1650-2025 tillsynsbegäran.docx
@@ -229,7 +229,7 @@
     <w:r>
       <w:tab/>
       <w:tab/>
-      <w:t>2025-07-11</w:t>
+      <w:t>2025-07-12</w:t>
       <w:br/>
       <w:br/>
     </w:r>

--- a/tillsyn/A 1650-2025 tillsynsbegäran.docx
+++ b/tillsyn/A 1650-2025 tillsynsbegäran.docx
@@ -229,7 +229,7 @@
     <w:r>
       <w:tab/>
       <w:tab/>
-      <w:t>2025-07-12</w:t>
+      <w:t>2025-07-13</w:t>
       <w:br/>
       <w:br/>
     </w:r>

--- a/tillsyn/A 1650-2025 tillsynsbegäran.docx
+++ b/tillsyn/A 1650-2025 tillsynsbegäran.docx
@@ -229,7 +229,7 @@
     <w:r>
       <w:tab/>
       <w:tab/>
-      <w:t>2025-07-13</w:t>
+      <w:t>2025-07-14</w:t>
       <w:br/>
       <w:br/>
     </w:r>

--- a/tillsyn/A 1650-2025 tillsynsbegäran.docx
+++ b/tillsyn/A 1650-2025 tillsynsbegäran.docx
@@ -229,7 +229,7 @@
     <w:r>
       <w:tab/>
       <w:tab/>
-      <w:t>2025-08-06</w:t>
+      <w:t>2025-08-09</w:t>
       <w:br/>
       <w:br/>
     </w:r>
